--- a/AZODO_EMEKA_Cover_Letter_Rotating_Equipment_Engineer_QatarEnergyLNG.docx
+++ b/AZODO_EMEKA_Cover_Letter_Rotating_Equipment_Engineer_QatarEnergyLNG.docx
@@ -169,7 +169,7 @@
           <w:color w:val="1A1A1A"/>
           <w:sz w:val="20"/>
         </w:rPr>
-        <w:t>I am applying for the Rotating Equipment Engineer position at Ras Laffan 2 South. I am a mechanical engineer with over ten years in rotating equipment engineering, currently the Machinery and Reliability Lead for the Oso Gas Hub — the largest offshore gas processing facility in the Seplat joint venture — and the accountabilities in your posting describe what I already do each day.</w:t>
+        <w:t>I am applying for the Rotating Equipment Engineer position at Ras Laffan 2 South. I am a mechanical engineer with over ten years in rotating equipment engineering, currently the Machinery Engineer for the Oso Gas Hub — the largest offshore gas processing facility in the Seplat joint venture — and the accountabilities in your posting describe what I already do each day.</w:t>
       </w:r>
     </w:p>
     <w:p>
@@ -201,7 +201,7 @@
           <w:color w:val="1A1A1A"/>
           <w:sz w:val="20"/>
         </w:rPr>
-        <w:t>Where a problem has already developed, I take it to a root cause and an engineered fix. When a bundle change-out left a 130 MMSCFD compressor with severe vibration, I led the RCA with the OEM and in-house teams, mapped the contamination paths and ran sectioned borescope inspection of the cooler bundles; the cause proved to be debris-induced rotor unbalance, and piping cleaning, lube-oil flushing and re-inspection returned the machine to service within ISO vibration limits. A separate review of the lube-oil system exposed as-built against as-designed discrepancies behind thirty years of high differential pressure and filter element collapse — an elemental contamination tracker isolated the ingress zones and led to the first run-down tank flushing campaign in decades.</w:t>
+        <w:t>Where a problem has already developed, I take it to a root cause and an engineered fix. When a bundle change-out left a 130 MMSCFD compressor with severe vibration, I led the RCA with the OEM and in-house teams, mapped the contamination paths and ran sectioned borescope inspection of the cooler bundles; the cause proved to be debris-induced rotor unbalance, and piping cleaning, lube-oil flushing and re-inspection returned the machine to service within ISO vibration limits. A separate review of the lube-oil system let me identify the cause of a ten-year high filter clog rate — undocumented as-built against as-designed discrepancies driving high differential pressure and element collapse. An elemental contamination tracker isolated the ingress zones, and I am now driving close-out through dedicated run-down tank flushing.</w:t>
       </w:r>
     </w:p>
     <w:p>

--- a/AZODO_EMEKA_Cover_Letter_Rotating_Equipment_Engineer_QatarEnergyLNG.docx
+++ b/AZODO_EMEKA_Cover_Letter_Rotating_Equipment_Engineer_QatarEnergyLNG.docx
@@ -202,6 +202,22 @@
           <w:sz w:val="20"/>
         </w:rPr>
         <w:t>Where a problem has already developed, I take it to a root cause and an engineered fix. When a bundle change-out left a 130 MMSCFD compressor with severe vibration, I led the RCA with the OEM and in-house teams, mapped the contamination paths and ran sectioned borescope inspection of the cooler bundles; the cause proved to be debris-induced rotor unbalance, and piping cleaning, lube-oil flushing and re-inspection returned the machine to service within ISO vibration limits. A separate review of the lube-oil system let me identify the cause of a ten-year high filter clog rate — undocumented as-built against as-designed discrepancies driving high differential pressure and element collapse. An elemental contamination tracker isolated the ingress zones, and I am now driving close-out through dedicated run-down tank flushing.</w:t>
+      </w:r>
+    </w:p>
+    <w:p>
+      <w:pPr>
+        <w:spacing w:before="0" w:after="120" w:line="240" w:lineRule="auto"/>
+        <w:jc w:val="both"/>
+      </w:pPr>
+      <w:r>
+        <w:rPr>
+          <w:rFonts w:ascii="Calibri" w:hAnsi="Calibri"/>
+          <w:b w:val="0"/>
+          <w:i w:val="0"/>
+          <w:color w:val="1A1A1A"/>
+          <w:sz w:val="20"/>
+        </w:rPr>
+        <w:t>That work is not confined to one machine class. Across several platforms and through my earlier years in power generation, I have worked with operations, maintenance, inspection and electrical teams to resolve vibration problems on pumps, diesel engines and electric motor drivers, and I have planned and executed machinery overhauls on turbines, compressors, pumps and engines throughout my career.</w:t>
       </w:r>
     </w:p>
     <w:p>

--- a/AZODO_EMEKA_Cover_Letter_Rotating_Equipment_Engineer_QatarEnergyLNG.docx
+++ b/AZODO_EMEKA_Cover_Letter_Rotating_Equipment_Engineer_QatarEnergyLNG.docx
@@ -169,7 +169,7 @@
           <w:color w:val="1A1A1A"/>
           <w:sz w:val="20"/>
         </w:rPr>
-        <w:t>I am applying for the Rotating Equipment Engineer position at Ras Laffan 2 South. I am a mechanical engineer with over ten years in rotating equipment engineering, currently the Machinery Engineer for the Oso Gas Hub — the largest offshore gas processing facility in the Seplat joint venture — and the accountabilities in your posting describe what I already do each day.</w:t>
+        <w:t>I am applying for the Rotating Equipment Engineer position at Ras Laffan 2 South. I am a mechanical engineer with over ten years in rotating equipment engineering across gas processing, NGL trains, associated gas gathering and gas-fired power generation, currently the Machinery Engineer for the Oso Gas Hub — the largest offshore gas processing facility in the Seplat joint venture — and the accountabilities in your posting describe what I already do each day.</w:t>
       </w:r>
     </w:p>
     <w:p>
@@ -233,7 +233,7 @@
           <w:color w:val="1A1A1A"/>
           <w:sz w:val="20"/>
         </w:rPr>
-        <w:t>The remainder of the role is familiar ground: RCFA and risk assessment, review of equipment and system changes for reliability and operability, technical review of vendor documentation and deviations, machinery FAT witnessing, and commissioning and start-up support. I developed and now steward the Pre-Startup Safety Review process for turbines and compressors at Oso, and I supported the Imo River associated gas gathering plant start-up as lead mechanical and reliability engineer. My OEM and vendor work spans Solar Turbines, GE, Siemens and Honeywell CCC anti-surge and turbomachinery control.</w:t>
+        <w:t>The remainder of the role is familiar ground: RCFA and risk assessment, review of equipment and system changes for reliability and operability, technical review of vendor documentation and deviations, machinery FAT witnessing, and commissioning and start-up support. I developed and now steward the Pre-Startup Safety Review process for turbines and compressors at Oso, and I was lead mechanical and reliability engineer for the start-up of the Imo River Associated Gas Gathering plant, an upstream associated-gas facility. My OEM and vendor work spans Solar Turbines, GE, Siemens and Honeywell CCC anti-surge and turbomachinery control.</w:t>
       </w:r>
     </w:p>
     <w:p>

--- a/AZODO_EMEKA_Cover_Letter_Rotating_Equipment_Engineer_QatarEnergyLNG.docx
+++ b/AZODO_EMEKA_Cover_Letter_Rotating_Equipment_Engineer_QatarEnergyLNG.docx
@@ -201,7 +201,7 @@
           <w:color w:val="1A1A1A"/>
           <w:sz w:val="20"/>
         </w:rPr>
-        <w:t>Where a problem has already developed, I take it to a root cause and an engineered fix. When a bundle change-out left a 130 MMSCFD compressor with severe vibration, I led the RCA with the OEM and in-house teams, mapped the contamination paths and ran sectioned borescope inspection of the cooler bundles; the cause proved to be debris-induced rotor unbalance, and piping cleaning, lube-oil flushing and re-inspection returned the machine to service within ISO vibration limits. A separate review of the lube-oil system let me identify the cause of a ten-year high filter clog rate — undocumented as-built against as-designed discrepancies driving high differential pressure and element collapse. An elemental contamination tracker isolated the ingress zones, and I am now driving close-out through dedicated run-down tank flushing.</w:t>
+        <w:t>Where a problem has already developed, I take it to a root cause and an engineered fix. When a bundle change-out left a 130 MMSCFD compressor with severe vibration, I led the RCA with the OEM and in-house teams, mapped the contamination paths and ran sectioned borescope inspection of the cooler bundles; the cause proved to be debris-induced rotor unbalance, and piping cleaning, lube-oil flushing and re-inspection returned the machine to service within ISO vibration limits. A separate review of the lube-oil system let me identify the cause of a ten-year high filter clog rate — undocumented as-built against as-designed discrepancies driving high differential pressure and element collapse. An elemental contamination tracker isolated the ingress zones, and I am driving close-out by reverting to the design filter elements and correctly sized control valves of the right specification, restoring the system to its design conditions.</w:t>
       </w:r>
     </w:p>
     <w:p>
